--- a/en/wisdom-stories/dervishs-robe.docx
+++ b/en/wisdom-stories/dervishs-robe.docx
@@ -10,17 +10,17 @@
         <w:rPr>
           <w:sz w:val="52"/>
         </w:rPr>
-        <w:t>Dervish's Robe</w:t>
+        <w:t>The Dervish’s Robe</w:t>
       </w:r>
     </w:p>
     <w:p>
       <w:r>
-        <w:t>One day, a wounded bird came to the king and complained that a dervish had broken its wing. The king immediately summoned the dervish.</w:t>
+        <w:t>One day a wounded bird came before the king and complained that a dervish had broken its wing. The king immediately summoned the dervish.</w:t>
       </w:r>
     </w:p>
     <w:p>
       <w:r>
-        <w:t>— This bird is complaining about you. Why did you break its wing? — he asked.</w:t>
+        <w:t>— This bird has made a complaint against you. Why did you break its wing?</w:t>
       </w:r>
     </w:p>
     <w:p>
@@ -30,75 +30,57 @@
     </w:p>
     <w:p>
       <w:r>
-        <w:t xml:space="preserve">— Thank </w:t>
-      </w:r>
-      <w:r>
-        <w:t>Allah</w:t>
-      </w:r>
-      <w:r>
-        <w:t>, the king, I wanted to hunt this bird. I approached it, but it did not run away. I went up to it, but it did not move again. Thinking that it would surrender and trying to catch it, it tried to run away at the moment when I wanted to catch it — and its wing was broken.</w:t>
+        <w:t>— Your Majesty, I wanted to catch the bird. I approached it, but it did not fly away. I came closer, and still it stayed where it was. I assumed it had given up. But when I reached for it, it tried to escape and injured its wing.</w:t>
       </w:r>
     </w:p>
     <w:p>
       <w:r>
-        <w:t>The king turned his face to the bird:</w:t>
+        <w:t>The king turned to the bird:</w:t>
       </w:r>
     </w:p>
     <w:p>
       <w:r>
-        <w:t>— This man is right. Why did you not run away? It did not attack it suddenly. You could have seen it approaching and flown away in time. And now you come to me and complain.</w:t>
+        <w:t>— He did not attack you without warning. You saw him coming and could have flown away. Why did you stay?</w:t>
       </w:r>
     </w:p>
     <w:p>
       <w:r>
-        <w:t>The bird tried to justify itself:</w:t>
+        <w:t>The bird replied:</w:t>
       </w:r>
     </w:p>
     <w:p>
       <w:r>
-        <w:t xml:space="preserve">— I did not run away because I saw it in the guise of a dervish. If it were a hunter, I would have flown away immediately. But I thought, "The dervish will not harm </w:t>
-      </w:r>
-      <w:r>
-        <w:t>you;</w:t>
-      </w:r>
-      <w:r>
-        <w:t xml:space="preserve"> they fear </w:t>
-      </w:r>
-      <w:r>
-        <w:t>Allah</w:t>
-      </w:r>
-      <w:r>
-        <w:t>."</w:t>
+        <w:t>— Because he was dressed as a dervish. Had he looked like a hunter, I would have flown away at once. But I thought, “A dervish fears Allah; surely he will do me no harm.”</w:t>
       </w:r>
     </w:p>
     <w:p>
       <w:r>
-        <w:t>The king was silent for a moment, then he ordered:</w:t>
+        <w:t>The king was silent for a moment, then ordered:</w:t>
       </w:r>
     </w:p>
     <w:p>
       <w:r>
-        <w:t>— The bird is right. Break the dervish's arm!</w:t>
+        <w:t>— The bird is right. Break the dervish’s arm!</w:t>
       </w:r>
     </w:p>
     <w:p>
       <w:r>
-        <w:t>The bird immediately protested:</w:t>
+        <w:t>The bird protested immediately:</w:t>
       </w:r>
     </w:p>
     <w:p>
       <w:r>
-        <w:t>Please, don't do that!</w:t>
+        <w:t>— Please, Your Majesty, don’t do that.</w:t>
       </w:r>
     </w:p>
     <w:p>
       <w:r>
-        <w:t>— Why? — the king asked.</w:t>
+        <w:t>— Why not?</w:t>
       </w:r>
     </w:p>
     <w:p>
       <w:r>
-        <w:t>— If you break his arm, he will do the same thing again after he recovers. It is best to have him remove his dervish cloak so that birds like me will not be deceived again.</w:t>
+        <w:t>— Because when his arm heals, he may do the same thing again. Better to take away his dervish’s robe, so that birds like me will not be deceived by appearances.</w:t>
       </w:r>
     </w:p>
     <w:p>
@@ -118,20 +100,12 @@
       </w:pPr>
       <w:r>
         <w:rPr>
-          <w:rFonts w:cs="Arial"/>
           <w:b/>
-          <w:i w:val="0"/>
-          <w:color w:val="9A7417"/>
         </w:rPr>
         <w:t xml:space="preserve">Moral: </w:t>
       </w:r>
       <w:r>
-        <w:rPr>
-          <w:rFonts w:cs="Arial"/>
-          <w:i w:val="0"/>
-          <w:color w:val="3F3826"/>
-        </w:rPr>
-        <w:t>Outward holiness does not make a person genuine. Look at the actions, not the clothes - clothes do not make a person a dervish.</w:t>
+        <w:t>The appearance of holiness does not make a person righteous. Judge people by their actions, not their clothing; a robe alone does not make a dervish.</w:t>
       </w:r>
     </w:p>
     <w:p>
